--- a/docs/oscar-news-article.docx
+++ b/docs/oscar-news-article.docx
@@ -114,7 +114,7 @@
         <w:pStyle w:val="BodyText"/>
       </w:pPr>
       <w:r>
-        <w:t xml:space="preserve">The planned payload uses an STM32U585 ultra-low-power ARM Cortex-M33 microcontroller operating at 160 MHz, with 2 MB of flash memory and 786 KB of SRAM. The device includes hardware cryptographic acceleration and ARM TrustZone support while maintaining extremely low power consumption.</w:t>
+        <w:t xml:space="preserve">The planned payload uses an STM32U585 ultra-low-power ARM Cortex-M33 microcontroller operating at 160 MHz, with 2 MB of flash memory and 786 KB of SRAM, while maintaining extremely low power consumption.</w:t>
       </w:r>
     </w:p>
     <w:p>
@@ -262,7 +262,7 @@
         <w:pStyle w:val="BodyText"/>
       </w:pPr>
       <w:r>
-        <w:t xml:space="preserve">Current testing between G4DPZ and M0XER has demonstrated functional store-and-forward delivery and DTN ping operation. The system correctly handles link interruptions — if the TNC connection drops mid-contact, bundles are retained and retried during the next window. This behaviour directly mirrors what the CubeSat payload must do when a ground pass ends or a link degrades.</w:t>
+        <w:t xml:space="preserve">Current testing by G4DPZ has demonstrated functional store-and-forward delivery and DTN ping operation. The system correctly handles link interruptions — if the TNC connection drops mid-contact, bundles are retained and retried during the next window. This behaviour directly mirrors what the CubeSat payload must do when a ground pass ends or a link degrades.</w:t>
       </w:r>
     </w:p>
     <w:p>
@@ -387,7 +387,7 @@
         <w:pStyle w:val="BodyText"/>
       </w:pPr>
       <w:r>
-        <w:t xml:space="preserve">The system does not use encryption and remains fully compliant with amateur radio regulations. The project plans to publish a formal protocol definition document describing the callsign EID convention, SSID allocation, service demultiplexing, and beacon formats. This follows the established precedent set by APRS, FT8, D-STAR, and Winlink, all of which rely on publicly documented protocol specifications with callsign identification defined within them.</w:t>
+        <w:t xml:space="preserve">The system remains fully compliant with amateur radio regulations. The project plans to publish a formal protocol definition document describing the callsign EID convention, SSID allocation, service demultiplexing, and beacon formats. This follows the established precedent set by APRS, FT8, D-STAR, and Winlink, all of which rely on publicly documented protocol specifications with callsign identification defined within them.</w:t>
       </w:r>
     </w:p>
     <w:bookmarkEnd w:id="13"/>
